--- a/Présentation de projet.docx
+++ b/Présentation de projet.docx
@@ -74,6 +74,16 @@
           <w:szCs w:val="24"/>
         </w:rPr>
         <w:t>Analyse automatique d'avis clients</w:t>
+      </w:r>
+      <w:r>
+        <w:rPr>
+          <w:b/>
+          <w:bCs/>
+          <w:color w:val="1F4E79"/>
+          <w:sz w:val="24"/>
+          <w:szCs w:val="24"/>
+        </w:rPr>
+        <w:t xml:space="preserve"> sur des produits pour bébés</w:t>
       </w:r>
     </w:p>
     <w:p>
@@ -159,21 +169,8 @@
                 <w:sz w:val="20"/>
                 <w:szCs w:val="20"/>
               </w:rPr>
-              <w:t xml:space="preserve"> &amp; Karl </w:t>
+              <w:t xml:space="preserve"> &amp; Karl Sondeji</w:t>
             </w:r>
-            <w:proofErr w:type="spellStart"/>
-            <w:r>
-              <w:rPr>
-                <w:rFonts w:asciiTheme="minorHAnsi" w:hAnsiTheme="minorHAnsi"/>
-                <w:b w:val="0"/>
-                <w:bCs w:val="0"/>
-                <w:color w:val="000000"/>
-                <w:sz w:val="20"/>
-                <w:szCs w:val="20"/>
-              </w:rPr>
-              <w:t>Sondeji</w:t>
-            </w:r>
-            <w:proofErr w:type="spellEnd"/>
           </w:p>
         </w:tc>
       </w:tr>
@@ -212,7 +209,6 @@
                 <w:lang w:val="en-US"/>
               </w:rPr>
             </w:pPr>
-            <w:proofErr w:type="spellStart"/>
             <w:r>
               <w:rPr>
                 <w:rFonts w:asciiTheme="minorHAnsi" w:hAnsiTheme="minorHAnsi"/>
@@ -221,18 +217,7 @@
                 <w:szCs w:val="20"/>
                 <w:lang w:val="en-US"/>
               </w:rPr>
-              <w:t>Msc</w:t>
-            </w:r>
-            <w:proofErr w:type="spellEnd"/>
-            <w:r>
-              <w:rPr>
-                <w:rFonts w:asciiTheme="minorHAnsi" w:hAnsiTheme="minorHAnsi"/>
-                <w:color w:val="000000"/>
-                <w:sz w:val="20"/>
-                <w:szCs w:val="20"/>
-                <w:lang w:val="en-US"/>
-              </w:rPr>
-              <w:t xml:space="preserve"> 2 Data Engineering &amp; Cloud c</w:t>
+              <w:t>Msc 2 Data Engineering &amp; Cloud c</w:t>
             </w:r>
             <w:r>
               <w:rPr>
@@ -335,18 +320,8 @@
                 <w:sz w:val="20"/>
                 <w:szCs w:val="20"/>
               </w:rPr>
-              <w:t xml:space="preserve">Souheil </w:t>
+              <w:t>Souheil Hanoune</w:t>
             </w:r>
-            <w:proofErr w:type="spellStart"/>
-            <w:r>
-              <w:rPr>
-                <w:color w:val="000000"/>
-                <w:sz w:val="20"/>
-                <w:szCs w:val="20"/>
-              </w:rPr>
-              <w:t>Hanoune</w:t>
-            </w:r>
-            <w:proofErr w:type="spellEnd"/>
           </w:p>
         </w:tc>
       </w:tr>
@@ -532,26 +507,16 @@
           <w:iCs/>
           <w:color w:val="153D63" w:themeColor="text2" w:themeTint="E6"/>
         </w:rPr>
-        <w:t xml:space="preserve">Cette recherche vise à développer un modèle capable d'extraire automatiquement les principaux aspects mentionnés dans un avis (qualité du produit, prix, service, livraison, etc.) et d'en déterminer le sentiment associé, afin de fournir une analyse plus fine qu'une simple classification « positif » ou « négatif </w:t>
-      </w:r>
-      <w:proofErr w:type="gramStart"/>
+        <w:t>Cette recherche vise à développer un modèle capable d'extraire automatiquement les principaux aspects mentionnés dans un avis (qualité du produit, prix, service, livraison, etc.) et d'en déterminer le sentiment associé, afin de fournir une analyse plus fine qu'une simple classification « positif » ou « négatif ».</w:t>
+      </w:r>
       <w:r>
         <w:rPr>
           <w:i/>
           <w:iCs/>
           <w:color w:val="153D63" w:themeColor="text2" w:themeTint="E6"/>
         </w:rPr>
-        <w:t>».</w:t>
-      </w:r>
-      <w:r>
-        <w:rPr>
-          <w:i/>
-          <w:iCs/>
-          <w:color w:val="153D63" w:themeColor="text2" w:themeTint="E6"/>
-        </w:rPr>
         <w:t>.</w:t>
       </w:r>
-      <w:proofErr w:type="gramEnd"/>
     </w:p>
     <w:p/>
     <w:p>
@@ -608,37 +573,35 @@
         <w:spacing w:after="80"/>
       </w:pPr>
       <w:r>
-        <w:t xml:space="preserve">L'étude s'appuiera sur un jeu de données public d'avis clients provenant d'un domaine spécifique, tel que la restauration, le e-commerce ou l'hôtellerie. Plusieurs sources pourront être étudiées, notamment les jeux de données </w:t>
-      </w:r>
-      <w:proofErr w:type="spellStart"/>
-      <w:r>
-        <w:t>SemEval</w:t>
-      </w:r>
-      <w:proofErr w:type="spellEnd"/>
-      <w:r>
-        <w:t xml:space="preserve"> (Aspect-Based Sentiment </w:t>
-      </w:r>
-      <w:proofErr w:type="spellStart"/>
-      <w:r>
-        <w:t>Analysis</w:t>
-      </w:r>
-      <w:proofErr w:type="spellEnd"/>
-      <w:r>
-        <w:t xml:space="preserve">), Amazon </w:t>
-      </w:r>
-      <w:proofErr w:type="spellStart"/>
-      <w:r>
-        <w:t>Reviews</w:t>
-      </w:r>
-      <w:proofErr w:type="spellEnd"/>
-      <w:r>
-        <w:t xml:space="preserve"> ou Yelp Open </w:t>
-      </w:r>
-      <w:proofErr w:type="spellStart"/>
-      <w:r>
-        <w:t>Dataset</w:t>
-      </w:r>
-      <w:proofErr w:type="spellEnd"/>
+        <w:t xml:space="preserve">L'étude s'appuiera sur un jeu de données public d'avis clients provenant d'un domaine spécifique, </w:t>
+      </w:r>
+      <w:r>
+        <w:t>dans notre cas il s’agira des produits pour nourrissons</w:t>
+      </w:r>
+      <w:r>
+        <w:t xml:space="preserve">. </w:t>
+      </w:r>
+      <w:r>
+        <w:t>La</w:t>
+      </w:r>
+      <w:r>
+        <w:t xml:space="preserve"> source</w:t>
+      </w:r>
+      <w:r>
+        <w:t xml:space="preserve"> étudiée sera </w:t>
+      </w:r>
+      <w:r>
+        <w:t>le</w:t>
+      </w:r>
+      <w:r>
+        <w:t xml:space="preserve"> </w:t>
+      </w:r>
+      <w:r>
+        <w:t>jeux de données Amazon Reviews</w:t>
+      </w:r>
+      <w:r>
+        <w:t xml:space="preserve"> 2023</w:t>
+      </w:r>
       <w:r>
         <w:t>.</w:t>
       </w:r>
@@ -648,7 +611,13 @@
         <w:spacing w:after="80"/>
       </w:pPr>
       <w:r>
-        <w:t>Les données seront prétraitées afin de supprimer les doublons, nettoyer le texte, normaliser les caractères et préparer les séquences pour l'entraînement du modèle.</w:t>
+        <w:t>Les données seront</w:t>
+      </w:r>
+      <w:r>
+        <w:t xml:space="preserve"> enrichies en ajoutant des colonnes de niveau d’aspect avec les différents aspects présents dans un commentaire, et le sentiment associé, les données seront également</w:t>
+      </w:r>
+      <w:r>
+        <w:t xml:space="preserve"> prétraitées afin de supprimer les doublons, nettoyer le texte, normaliser les caractères et préparer les séquences pour l'entraînement du modèle.</w:t>
       </w:r>
     </w:p>
     <w:p>
@@ -664,15 +633,7 @@
         <w:spacing w:after="80"/>
       </w:pPr>
       <w:r>
-        <w:t xml:space="preserve">Le projet sera développé en Python à l'aide de </w:t>
-      </w:r>
-      <w:proofErr w:type="spellStart"/>
-      <w:r>
-        <w:t>PyTorch</w:t>
-      </w:r>
-      <w:proofErr w:type="spellEnd"/>
-      <w:r>
-        <w:t>.</w:t>
+        <w:t>Le projet sera développé en Python à l'aide de PyTorch.</w:t>
       </w:r>
     </w:p>
     <w:p>
@@ -688,39 +649,7 @@
         <w:spacing w:after="80"/>
       </w:pPr>
       <w:r>
-        <w:t>Dans un premier temps, un modèle basé sur un réseau LSTM ou Bi-LSTM sera implémenté afin d'établir une base de comparaison. Dans un second temps, un modèle Transformer pré-entraîné (tel que BERT) sera fine-</w:t>
-      </w:r>
-      <w:proofErr w:type="spellStart"/>
-      <w:r>
-        <w:t>tuné</w:t>
-      </w:r>
-      <w:proofErr w:type="spellEnd"/>
-      <w:r>
-        <w:t xml:space="preserve"> pour la tâche d'analyse de sentiments par aspects. Les performances des différentes approches seront comparées selon plusieurs indicateurs (</w:t>
-      </w:r>
-      <w:proofErr w:type="spellStart"/>
-      <w:r>
-        <w:t>Accuracy</w:t>
-      </w:r>
-      <w:proofErr w:type="spellEnd"/>
-      <w:r>
-        <w:t xml:space="preserve">, </w:t>
-      </w:r>
-      <w:proofErr w:type="spellStart"/>
-      <w:r>
-        <w:t>Precision</w:t>
-      </w:r>
-      <w:proofErr w:type="spellEnd"/>
-      <w:r>
-        <w:t xml:space="preserve">, </w:t>
-      </w:r>
-      <w:proofErr w:type="spellStart"/>
-      <w:r>
-        <w:t>Recall</w:t>
-      </w:r>
-      <w:proofErr w:type="spellEnd"/>
-      <w:r>
-        <w:t xml:space="preserve"> et F1-score).</w:t>
+        <w:t>Dans un premier temps, un modèle basé sur un réseau LSTM ou Bi-LSTM sera implémenté afin d'établir une base de comparaison. Dans un second temps, un modèle Transformer pré-entraîné (tel que BERT) sera fine-tuné pour la tâche d'analyse de sentiments par aspects. Les performances des différentes approches seront comparées selon plusieurs indicateurs (Accuracy, Precision, Recall et F1-score).</w:t>
       </w:r>
     </w:p>
     <w:p>
@@ -728,15 +657,7 @@
         <w:spacing w:after="80"/>
       </w:pPr>
       <w:r>
-        <w:t xml:space="preserve">Une application </w:t>
-      </w:r>
-      <w:proofErr w:type="spellStart"/>
-      <w:r>
-        <w:t>Streamlit</w:t>
-      </w:r>
-      <w:proofErr w:type="spellEnd"/>
-      <w:r>
-        <w:t xml:space="preserve"> sera développée afin de permettre à un utilisateur de saisir un avis client et de visualiser automatiquement les aspects détectés ainsi que le sentiment associé à chacun d'eux.</w:t>
+        <w:t>Une application Streamlit sera développée afin de permettre à un utilisateur de saisir un avis client et de visualiser automatiquement les aspects détectés ainsi que le sentiment associé à chacun d'eux.</w:t>
       </w:r>
     </w:p>
     <w:p>
@@ -822,15 +743,7 @@
         </w:rPr>
       </w:pPr>
       <w:r>
-        <w:t xml:space="preserve">Devlin, J., Chang, M. W., Lee, K., &amp; </w:t>
-      </w:r>
-      <w:proofErr w:type="spellStart"/>
-      <w:r>
-        <w:t>Toutanova</w:t>
-      </w:r>
-      <w:proofErr w:type="spellEnd"/>
-      <w:r>
-        <w:t xml:space="preserve">, K. (2019). </w:t>
+        <w:t xml:space="preserve">Devlin, J., Chang, M. W., Lee, K., &amp; Toutanova, K. (2019). </w:t>
       </w:r>
       <w:r>
         <w:rPr>
@@ -875,28 +788,13 @@
             <w:b/>
             <w:bCs/>
           </w:rPr>
-          <w:t xml:space="preserve">Aspect-Based Sentiment </w:t>
+          <w:t>Aspect-Based Sentiment Analysis</w:t>
         </w:r>
-        <w:proofErr w:type="spellStart"/>
-        <w:r>
-          <w:rPr>
-            <w:rStyle w:val="Lienhypertexte"/>
-            <w:b/>
-            <w:bCs/>
-          </w:rPr>
-          <w:t>Analysis</w:t>
-        </w:r>
-        <w:proofErr w:type="spellEnd"/>
       </w:hyperlink>
     </w:p>
     <w:p>
-      <w:proofErr w:type="spellStart"/>
-      <w:r>
-        <w:t>Pontiki</w:t>
-      </w:r>
-      <w:proofErr w:type="spellEnd"/>
-      <w:r>
-        <w:t>, M., Galanis, D., Papageorgiou, H., Androutsopoulos, I., Manandhar, S., Mohammad, A. S., ... &amp; Hoste, V. (2016).</w:t>
+      <w:r>
+        <w:t>Pontiki, M., Galanis, D., Papageorgiou, H., Androutsopoulos, I., Manandhar, S., Mohammad, A. S., ... &amp; Hoste, V. (2016).</w:t>
       </w:r>
     </w:p>
     <w:p/>
@@ -930,21 +828,7 @@
         <w:rPr>
           <w:lang w:val="en-US"/>
         </w:rPr>
-        <w:t xml:space="preserve">Hochreiter, S., &amp; </w:t>
-      </w:r>
-      <w:proofErr w:type="spellStart"/>
-      <w:r>
-        <w:rPr>
-          <w:lang w:val="en-US"/>
-        </w:rPr>
-        <w:t>Schmidhuber</w:t>
-      </w:r>
-      <w:proofErr w:type="spellEnd"/>
-      <w:r>
-        <w:rPr>
-          <w:lang w:val="en-US"/>
-        </w:rPr>
-        <w:t xml:space="preserve">, J. (1997). </w:t>
+        <w:t xml:space="preserve">Hochreiter, S., &amp; Schmidhuber, J. (1997). </w:t>
       </w:r>
       <w:r>
         <w:rPr>
@@ -1663,6 +1547,7 @@
   <w:style w:type="character" w:default="1" w:styleId="Policepardfaut">
     <w:name w:val="Default Paragraph Font"/>
     <w:uiPriority w:val="1"/>
+    <w:semiHidden/>
     <w:unhideWhenUsed/>
   </w:style>
   <w:style w:type="table" w:default="1" w:styleId="TableauNormal">
